--- a/downloads/documents/04 Units/Unit 07 - Capstone - Launch Career Readiness and FACS Shark Tank/Lesson 07.08 - Know Your Customer and Price It.docx
+++ b/downloads/documents/04 Units/Unit 07 - Capstone - Launch Career Readiness and FACS Shark Tank/Lesson 07.08 - Know Your Customer and Price It.docx
@@ -2256,7 +2256,7 @@
         <w:pStyle w:val="Compact"/>
       </w:pPr>
       <w:r>
-        <w:t xml:space="preserve">ELL: the three interview questions are printed in Turkish, Portuguese, and Spanish on the interview sheet, from</w:t>
+        <w:t xml:space="preserve">ELL: the three interview questions are printed in Spanish on the interview sheet, from</w:t>
       </w:r>
       <w:r>
         <w:t xml:space="preserve"> </w:t>
@@ -2268,7 +2268,7 @@
         <w:t xml:space="preserve">Vocabulary 07.md</w:t>
       </w:r>
       <w:r>
-        <w:t xml:space="preserve">, so an interview may be conducted in the home language and the answers recorded in that language, with one line translated for the deck. The numbers page is labeled with the four terms in four languages. Numbers cross languages, so an ELL student can carry the CFO role fully, and the project sheet says so. Sentence frames in all four languages:</w:t>
+        <w:t xml:space="preserve">, so an interview may be conducted in the home language and the answers recorded in that language, with one line translated for the deck. The numbers page is labeled with the four terms in English and Spanish. Numbers cross languages, so an ELL student can carry the CFO role fully, and the project sheet says so. Sentence frames in English and Spanish:</w:t>
       </w:r>
       <w:r>
         <w:t xml:space="preserve"> </w:t>
@@ -3007,7 +3007,7 @@
     <w:sectPr>
       <w:headerReference w:type="default" r:id="rId9"/>
       <w:pgSz w:w="12240" w:h="15840"/>
-      <w:pgMar w:top="1440" w:bottom="1440" w:left="1440" w:right="1440" w:header="504"/>
+      <w:pgMar w:top="1296" w:bottom="1296" w:left="1296" w:right="1296" w:header="504"/>
     </w:sectPr>
   </w:body>
 </w:document>
